--- a/PCI-DSS-v4/CSW-PCI-DSS-Compliance-Report.docx
+++ b/PCI-DSS-v4/CSW-PCI-DSS-Compliance-Report.docx
@@ -213,6 +213,70 @@
       </w:r>
       <w:r>
         <w:br w:type="page"/>
+      </w:r>
+    </w:p>
+    <w:p>
+      <w:pPr>
+        <w:pStyle w:val="Heading2"/>
+      </w:pPr>
+      <w:r>
+        <w:t>How to read the coverage words</w:t>
+      </w:r>
+    </w:p>
+    <w:p>
+      <w:pPr>
+        <w:pStyle w:val="Normal"/>
+      </w:pPr>
+      <w:r>
+        <w:rPr>
+          <w:b/>
+        </w:rPr>
+        <w:t>Full Coverage</w:t>
+      </w:r>
+      <w:r>
+        <w:t xml:space="preserve"> on the older reports means Secure Workload can produce that row's artifact. It does not mean the control is met.</w:t>
+      </w:r>
+    </w:p>
+    <w:p>
+      <w:pPr>
+        <w:pStyle w:val="Normal"/>
+      </w:pPr>
+      <w:r>
+        <w:rPr>
+          <w:b/>
+        </w:rPr>
+        <w:t>Partial Coverage</w:t>
+      </w:r>
+      <w:r>
+        <w:t xml:space="preserve"> means file that export next to another control.</w:t>
+      </w:r>
+    </w:p>
+    <w:p>
+      <w:pPr>
+        <w:pStyle w:val="Normal"/>
+      </w:pPr>
+      <w:r>
+        <w:rPr>
+          <w:b/>
+        </w:rPr>
+        <w:t>Evidence Required</w:t>
+      </w:r>
+      <w:r>
+        <w:t xml:space="preserve"> means Secure Workload has no record. The customer files the contract, the analysis, or the HR or physical-security evidence.</w:t>
+      </w:r>
+    </w:p>
+    <w:p>
+      <w:pPr>
+        <w:pStyle w:val="Normal"/>
+      </w:pPr>
+      <w:r>
+        <w:rPr>
+          <w:b/>
+        </w:rPr>
+        <w:t>Direct, Supporting, and Out of scope</w:t>
+      </w:r>
+      <w:r>
+        <w:t xml:space="preserve"> on the newer reports are the same idea in different words. Direct is still evidence, not a pass.</w:t>
       </w:r>
     </w:p>
     <w:p>

--- a/PCI-DSS-v4/CSW-PCI-DSS-Compliance-Report.docx
+++ b/PCI-DSS-v4/CSW-PCI-DSS-Compliance-Report.docx
@@ -220,7 +220,7 @@
         <w:pStyle w:val="Heading2"/>
       </w:pPr>
       <w:r>
-        <w:t>How to read the coverage words</w:t>
+        <w:t>How to read the Coverage column</w:t>
       </w:r>
     </w:p>
     <w:p>
@@ -231,10 +231,10 @@
         <w:rPr>
           <w:b/>
         </w:rPr>
-        <w:t>Full Coverage</w:t>
+        <w:t>Direct</w:t>
       </w:r>
       <w:r>
-        <w:t xml:space="preserve"> on the older reports means Secure Workload can produce that row's artifact. It does not mean the control is met.</w:t>
+        <w:t xml:space="preserve"> means Secure Workload produces the primary evidence artifact for that row — segmentation, policy, flow and process telemetry, inventory, vulnerability and reachability, or forensic reconstruction. Direct is still evidence, not an attestation.</w:t>
       </w:r>
     </w:p>
     <w:p>
@@ -245,10 +245,10 @@
         <w:rPr>
           <w:b/>
         </w:rPr>
-        <w:t>Partial Coverage</w:t>
+        <w:t>Supporting</w:t>
       </w:r>
       <w:r>
-        <w:t xml:space="preserve"> means file that export next to another control.</w:t>
+        <w:t xml:space="preserve"> means Secure Workload contributes an input that feeds or complements another control, tool, or process — detection input only, reconciled against an external register, or one log source among several.</w:t>
       </w:r>
     </w:p>
     <w:p>
@@ -262,7 +262,7 @@
         <w:t>Evidence Required</w:t>
       </w:r>
       <w:r>
-        <w:t xml:space="preserve"> means Secure Workload has no record. The customer files the contract, the analysis, or the HR or physical-security evidence.</w:t>
+        <w:t xml:space="preserve"> means Secure Workload has no record for that row. The customer supplies the contract, the analysis, or the HR / physical-security evidence from another control.</w:t>
       </w:r>
     </w:p>
     <w:p>
@@ -270,13 +270,7 @@
         <w:pStyle w:val="Normal"/>
       </w:pPr>
       <w:r>
-        <w:rPr>
-          <w:b/>
-        </w:rPr>
-        <w:t>Direct, Supporting, and Out of scope</w:t>
-      </w:r>
-      <w:r>
-        <w:t xml:space="preserve"> on the newer reports are the same idea in different words. Direct is still evidence, not a pass.</w:t>
+        <w:t>Every report in this set now uses the same three coverage words — Direct, Supporting, and Evidence Required. Coverage describes what evidence Secure Workload produces; it never means the control is passed.</w:t>
       </w:r>
     </w:p>
     <w:p>
@@ -796,7 +790,7 @@
                 <w:sz w:val="18"/>
                 <w:szCs w:val="18"/>
               </w:rPr>
-              <w:t>Full Coverage</w:t>
+              <w:t>Direct</w:t>
             </w:r>
           </w:p>
         </w:tc>
@@ -997,7 +991,7 @@
                 <w:sz w:val="18"/>
                 <w:szCs w:val="18"/>
               </w:rPr>
-              <w:t>Full Coverage</w:t>
+              <w:t>Direct</w:t>
             </w:r>
           </w:p>
         </w:tc>
@@ -1198,7 +1192,7 @@
                 <w:sz w:val="18"/>
                 <w:szCs w:val="18"/>
               </w:rPr>
-              <w:t>Full Coverage</w:t>
+              <w:t>Direct</w:t>
             </w:r>
           </w:p>
         </w:tc>
@@ -1399,7 +1393,7 @@
                 <w:sz w:val="18"/>
                 <w:szCs w:val="18"/>
               </w:rPr>
-              <w:t>Full Coverage</w:t>
+              <w:t>Direct</w:t>
             </w:r>
           </w:p>
         </w:tc>
@@ -1600,7 +1594,7 @@
                 <w:sz w:val="18"/>
                 <w:szCs w:val="18"/>
               </w:rPr>
-              <w:t>Full Coverage</w:t>
+              <w:t>Direct</w:t>
             </w:r>
           </w:p>
         </w:tc>
@@ -1801,7 +1795,7 @@
                 <w:sz w:val="18"/>
                 <w:szCs w:val="18"/>
               </w:rPr>
-              <w:t>Full Coverage</w:t>
+              <w:t>Direct</w:t>
             </w:r>
           </w:p>
         </w:tc>
@@ -2002,7 +1996,7 @@
                 <w:sz w:val="18"/>
                 <w:szCs w:val="18"/>
               </w:rPr>
-              <w:t>Full Coverage</w:t>
+              <w:t>Direct</w:t>
             </w:r>
           </w:p>
         </w:tc>
@@ -2203,7 +2197,7 @@
                 <w:sz w:val="18"/>
                 <w:szCs w:val="18"/>
               </w:rPr>
-              <w:t>Full Coverage</w:t>
+              <w:t>Direct</w:t>
             </w:r>
           </w:p>
         </w:tc>
@@ -2404,7 +2398,7 @@
                 <w:sz w:val="18"/>
                 <w:szCs w:val="18"/>
               </w:rPr>
-              <w:t>Full Coverage</w:t>
+              <w:t>Direct</w:t>
             </w:r>
           </w:p>
         </w:tc>
@@ -2605,7 +2599,7 @@
                 <w:sz w:val="18"/>
                 <w:szCs w:val="18"/>
               </w:rPr>
-              <w:t>Full Coverage</w:t>
+              <w:t>Direct</w:t>
             </w:r>
           </w:p>
         </w:tc>
@@ -2806,7 +2800,7 @@
                 <w:sz w:val="18"/>
                 <w:szCs w:val="18"/>
               </w:rPr>
-              <w:t>Partial Coverage</w:t>
+              <w:t>Supporting</w:t>
             </w:r>
           </w:p>
         </w:tc>
@@ -3210,7 +3204,7 @@
                 <w:sz w:val="20"/>
                 <w:szCs w:val="20"/>
               </w:rPr>
-              <w:t>Out-of-Scope</w:t>
+              <w:t>Evidence Required</w:t>
             </w:r>
           </w:p>
         </w:tc>
